--- a/docs/word/FPSLLC Operating Agreement Instructions - DRAFT.docx
+++ b/docs/word/FPSLLC Operating Agreement Instructions - DRAFT.docx
@@ -910,7 +910,7 @@
           <w:sz w:val="24"/>
           <w:szCs w:val="24"/>
         </w:rPr>
-        <w:t xml:space="preserve"> (multi-member §5.4(f)) — the dollar amount of debt that may be incurred without the written consent of every owner: by the manager in the manager-managed forms, by any member acting alone in the member-managed forms. Above this number, any one owner can refuse. Common choices: $10,000–$50,000 for small companies.</w:t>
+        <w:t xml:space="preserve"> (multi-member forms: §5.4(f) manager-managed, §5.5(f) member-managed) — the dollar amount of debt that may be incurred without the written consent of every owner: by the manager in the manager-managed forms, by any member acting alone in the member-managed forms. Above this number, any one owner can refuse. Common choices: $10,000–$50,000 for small companies.</w:t>
       </w:r>
     </w:p>
     <w:p>
@@ -1875,7 +1875,7 @@
           <w:sz w:val="24"/>
           <w:szCs w:val="24"/>
         </w:rPr>
-        <w:t xml:space="preserve"> to change a beneficiary, follow §4.11 in the multi-member forms (§4.6 in the manager-managed single-member forms, §4.5 in the member-managed single-member forms) exactly — a signed writing, two witnesses, delivered to the manager. A will does not override a TOD registration.</w:t>
+        <w:t xml:space="preserve"> to change a beneficiary, follow §4.11 in the multi-member forms (§4.6 in the manager-managed single-member forms, §4.5 in the member-managed single-member forms) exactly — a signed writing, two witnesses, delivered as the form directs: to the manager in the manager-managed forms, to the administrative member in the member-managed multi-member form, or kept with the company's records in the member-managed single-member form. A will does not override a TOD registration.</w:t>
       </w:r>
     </w:p>
     <w:p>

--- a/docs/word/FPSLLC Operating Agreement Instructions - DRAFT.docx
+++ b/docs/word/FPSLLC Operating Agreement Instructions - DRAFT.docx
@@ -862,7 +862,7 @@
           <w:sz w:val="24"/>
           <w:szCs w:val="24"/>
         </w:rPr>
-        <w:t xml:space="preserve"> (manager-managed forms only) — the manager. The manager does not have to be an owner. The member-managed forms have no manager: the members manage directly, and one of them is designated Administrative Member under §5.8 to handle ministerial tasks, with no authority to decide anything on the members' behalf.</w:t>
+        <w:t xml:space="preserve"> (manager-managed forms only) — the manager. The manager does not have to be an owner. The member-managed forms have no manager: the members manage directly, and in the member-managed forms with more than one owner, one of them is designated Administrative Member under §5.8 to handle ministerial tasks, with no authority to decide anything on the members' behalf.</w:t>
       </w:r>
     </w:p>
     <w:p>
@@ -1809,7 +1809,7 @@
           <w:sz w:val="24"/>
           <w:szCs w:val="24"/>
         </w:rPr>
-        <w:t xml:space="preserve">Every form lets an owner who is an individual register a transfer-on-death (TOD) beneficiary on Exhibit A, using Florida's registration-in-beneficiary-form statute (ss. 711.50–711.512). At the owner's death, the designated beneficiary takes the interest directly — no probate — subject to the agreement. The beneficiary may be any person or entity; the owner making the designation may not. Section 711.502 limits registration in beneficiary form to individuals, so an owner that is a trust, a corporation, or another LLC cannot designate — and neither may owners who hold one membership interest jointly as tenants in common. In a single-member form, the beneficiary is admitted as the Member on delivering a signed agreement to be bound by the agreement. In a multi-member form, the beneficiary automatically succeeds to the deceased owner's economic interest and holds it as a transferee, but is admitted as a Member only on delivering that signed agreement </w:t>
+        <w:t xml:space="preserve">Every form lets an owner who is an individual register a transfer-on-death (TOD) beneficiary on Exhibit A, using Florida's registration-in-beneficiary-form statute (ss. 711.50–711.512). At the owner's death, the designated beneficiary takes the interest directly — no probate — subject to the agreement. The beneficiary may be any person or entity, except on the S corporation forms, where the beneficiary must be an eligible S corporation shareholder (§9.3(b)); the owner making the designation may not. Section 711.502 limits registration in beneficiary form to individuals, so an owner that is a trust, a corporation, or another LLC cannot designate — and neither may owners who hold one membership interest jointly as tenants in common. In a single-member form, the beneficiary is admitted as the Member on delivering a signed agreement to be bound by the agreement. In a multi-member form, the beneficiary automatically succeeds to the deceased owner's economic interest and holds it as a transferee, but is admitted as a Member only on delivering that signed agreement </w:t>
       </w:r>
       <w:r>
         <w:rPr>
@@ -2052,7 +2052,7 @@
           <w:sz w:val="24"/>
           <w:szCs w:val="24"/>
         </w:rPr>
-        <w:t xml:space="preserve">, the manager may amend a Series Exhibit alone — unless the amendment would alter any member's rights or obligations under the agreement, in which case every member must sign. Separately, and in every form, the manager (or administrative member) may update Exhibit A and the Series Exhibits without further consent solely to record changes already made under the agreement — admissions, transfers, TOD designations, capital adjustments. That is recording, not amending. Oral side-deals have no effect and undermine the structure.</w:t>
+        <w:t xml:space="preserve">, the manager may amend a Series Exhibit alone — unless the amendment would alter any member's rights or obligations under the agreement, in which case every member must sign. Separately, in the four multi-member forms, the manager (or administrative member) may update Exhibit A and the Series Exhibits without further consent solely to record changes already made under the agreement — admissions, transfers, TOD designations, capital adjustments; in the single-member forms the Member simply signs the change. That is recording, not amending. Oral side-deals have no effect and undermine the structure.</w:t>
       </w:r>
     </w:p>
     <w:p>

--- a/docs/word/FPSLLC Operating Agreement Instructions - DRAFT.docx
+++ b/docs/word/FPSLLC Operating Agreement Instructions - DRAFT.docx
@@ -1562,7 +1562,7 @@
           <w:sz w:val="24"/>
           <w:szCs w:val="24"/>
         </w:rPr>
-        <w:t xml:space="preserve">. Decide before signing.</w:t>
+        <w:t xml:space="preserve"> — four in the manager-managed multi-member forms, which add §5.9. Decide before signing.</w:t>
       </w:r>
     </w:p>
     <w:p>
@@ -1620,7 +1620,7 @@
           <w:sz w:val="24"/>
           <w:szCs w:val="24"/>
         </w:rPr>
-        <w:t xml:space="preserve"> in Section 11.1). This keeps every section number and cross-reference in the agreement accurate no matter which options you choose. The one exception is Section 4.7, where you keep the alternative you selected and delete the other alternative's paragraph entirely — the section number stays 4.7 either way. Also delete the bracketed instruction notes themselves (the italicized text in parentheses) from the final document.</w:t>
+        <w:t xml:space="preserve"> in Section 11.1). This keeps every section number and cross-reference in the agreement accurate no matter which options you choose. The one exception is Section 4.7 (and, in the manager-managed multi-member forms, Section 5.9), where you keep the alternative you selected and delete the other alternative's paragraph entirely — the section number stays the same either way. Also delete the bracketed instruction notes themselves (the italicized text in parentheses) from the final document.</w:t>
       </w:r>
     </w:p>
     <w:p>
@@ -1719,7 +1719,7 @@
           <w:sz w:val="24"/>
           <w:szCs w:val="24"/>
         </w:rPr>
-        <w:t xml:space="preserve"> (competition permitted) suits passive co-investors, family arrangements, and anyone who invests in multiple ventures — real estate investors who own other rentals individually usually need Alternative B, or they would be breaching the agreement just by owning their other properties. If you select Alternative B, replace §11.1(c) with "(c) [Reserved.]".</w:t>
+        <w:t xml:space="preserve"> (competition permitted) suits passive co-investors, family arrangements, and anyone who invests in multiple ventures — real estate investors who own other rentals individually usually need Alternative B, or they would be breaching the agreement just by owning their other properties. If you select Alternative B, replace §11.1(c) with "(c) [Reserved.]". In the manager-managed multi-member forms, §5.9 (the Manager's own competition clause) carries the same two alternatives: keep the one that matches your choice in §4.7 and delete the other.</w:t>
       </w:r>
     </w:p>
     <w:p>
@@ -1979,30 +1979,6 @@
           <w:sz w:val="24"/>
           <w:szCs w:val="24"/>
         </w:rPr>
-        <w:t xml:space="preserve">Delete the draft footer</w:t>
-      </w:r>
-      <w:r>
-        <w:rPr>
-          <w:rFonts w:ascii="Times New Roman" w:hAnsi="Times New Roman"/>
-          <w:sz w:val="24"/>
-          <w:szCs w:val="24"/>
-        </w:rPr>
-        <w:t xml:space="preserve"> (the italicized line at the end of the form) and these instructions' cover references before signing. The signed agreement should contain only the agreement.</w:t>
-      </w:r>
-    </w:p>
-    <w:p>
-      <w:pPr>
-        <w:widowControl/>
-        <w:spacing w:after="160"/>
-        <w:jc w:val="both"/>
-      </w:pPr>
-      <w:r>
-        <w:rPr>
-          <w:rFonts w:ascii="Times New Roman" w:hAnsi="Times New Roman"/>
-          <w:b/>
-          <w:sz w:val="24"/>
-          <w:szCs w:val="24"/>
-        </w:rPr>
         <w:t xml:space="preserve">Store the signed agreement with the company's records</w:t>
       </w:r>
       <w:r>
@@ -2052,7 +2028,7 @@
           <w:sz w:val="24"/>
           <w:szCs w:val="24"/>
         </w:rPr>
-        <w:t xml:space="preserve">, the manager may amend a Series Exhibit alone — unless the amendment would alter any member's rights or obligations under the agreement, in which case every member must sign. Separately, in the four multi-member forms, the manager (or administrative member) may update Exhibit A and the Series Exhibits without further consent solely to record changes already made under the agreement — admissions, transfers, TOD designations, capital adjustments; in the single-member forms the Member simply signs the change. That is recording, not amending. Oral side-deals have no effect and undermine the structure.</w:t>
+        <w:t xml:space="preserve">, the manager may amend a Series Exhibit alone — unless the amendment would alter any member's rights or obligations under the agreement, in which case every member must sign. Separately, in the four multi-member forms, the manager (or administrative member) may update Exhibit A and the Series Exhibits without further consent solely to record changes already made under the agreement — admissions, transfers, TOD designations, capital adjustments; in the manager-managed single-member forms the Manager may do the same; in the member-managed single-member forms the Member simply signs the change. That is recording, not amending. Oral side-deals have no effect and undermine the structure.</w:t>
       </w:r>
     </w:p>
     <w:p>
@@ -2092,7 +2068,7 @@
           <w:sz w:val="24"/>
           <w:szCs w:val="24"/>
         </w:rPr>
-        <w:t xml:space="preserve">Instructions v2 — accompanies the MyFloridaSeriesLLC Operating Agreement forms (Manager-Managed and Member-Managed, Single Member and Multiple Members, each with an S corporation version). These instructions are informational material of MyFloridaSeriesLLC and are not legal advice, are not part of any operating agreement, and create no attorney-client relationship.</w:t>
+        <w:t xml:space="preserve">Instructions, First Edition — August 2026 — accompanies the MyFloridaSeriesLLC Operating Agreement forms (Manager-Managed and Member-Managed, Single Member and Multiple Members, each with an S corporation version). These instructions are informational material of MyFloridaSeriesLLC and are not legal advice, are not part of any operating agreement, and create no attorney-client relationship.</w:t>
       </w:r>
     </w:p>
     <w:sectPr>

--- a/docs/word/FPSLLC Operating Agreement Instructions - DRAFT.docx
+++ b/docs/word/FPSLLC Operating Agreement Instructions - DRAFT.docx
@@ -854,6 +854,23 @@
           <w:sz w:val="24"/>
           <w:szCs w:val="24"/>
         </w:rPr>
+        <w:t xml:space="preserve">[MANAGER NAMES]</w:t>
+      </w:r>
+      <w:r>
+        <w:rPr>
+          <w:rFonts w:ascii="Times New Roman" w:hAnsi="Times New Roman"/>
+          <w:sz w:val="24"/>
+          <w:szCs w:val="24"/>
+        </w:rPr>
+        <w:t xml:space="preserve"> (manager-managed forms only) — the initial manager or managers in the appointment. </w:t>
+      </w:r>
+      <w:r>
+        <w:rPr>
+          <w:rFonts w:ascii="Times New Roman" w:hAnsi="Times New Roman"/>
+          <w:b/>
+          <w:sz w:val="24"/>
+          <w:szCs w:val="24"/>
+        </w:rPr>
         <w:t xml:space="preserve">[MANAGER NAME]</w:t>
       </w:r>
       <w:r>
@@ -862,7 +879,7 @@
           <w:sz w:val="24"/>
           <w:szCs w:val="24"/>
         </w:rPr>
-        <w:t xml:space="preserve"> (manager-managed forms only) — the manager. The manager does not have to be an owner. The member-managed forms have no manager: the members manage directly, and in the member-managed forms with more than one owner, one of them is designated Administrative Member under §5.8 to handle ministerial tasks, with no authority to decide anything on the members' behalf.</w:t>
+        <w:t xml:space="preserve"> — the manager identified in each manager signature block. The manager does not have to be an owner. The member-managed forms have no manager: the members manage directly, and in the member-managed forms with more than one owner, one of them is designated Administrative Member under §5.8 to handle ministerial tasks. The Administrative Member also has any additional authority expressly granted by the agreement or by owners holding a Majority in Interest; the role does not make that person a manager.</w:t>
       </w:r>
     </w:p>
     <w:p>
@@ -910,7 +927,7 @@
           <w:sz w:val="24"/>
           <w:szCs w:val="24"/>
         </w:rPr>
-        <w:t xml:space="preserve"> (multi-member forms: §5.4(f) manager-managed, §5.5(f) member-managed) — the dollar amount of debt that may be incurred without the written consent of every owner: by the manager in the manager-managed forms, by any member acting alone in the member-managed forms. Above this number, any one owner can refuse. Common choices: $10,000–$50,000 for small companies.</w:t>
+        <w:t xml:space="preserve"> (multi-member forms: §5.4(f) manager-managed, §5.5(f) member-managed) — the dollar amount of debt that may be incurred without the consent of every owner: by the manager in the manager-managed forms, by any member acting alone in the member-managed forms. Above this number, any one owner can refuse. A guarantee of anyone's obligation requires every owner's consent regardless of amount. A guarantee of one series' obligations by another series or by the company also requires the express written instrument specified in the agreement. Common choices: $10,000–$50,000 for small companies.</w:t>
       </w:r>
     </w:p>
     <w:p>
@@ -1644,7 +1661,7 @@
           <w:sz w:val="24"/>
           <w:szCs w:val="24"/>
         </w:rPr>
-        <w:t xml:space="preserve"> If included, a majority of owners can require everyone to chip in more money (pro rata), up to the annual per-member </w:t>
+        <w:t xml:space="preserve"> If included, owners holding more than 50% of the ownership interests held by members can require everyone to chip in more money (pro rata), up to the annual per-member </w:t>
       </w:r>
       <w:r>
         <w:rPr>
@@ -1743,7 +1760,7 @@
           <w:sz w:val="24"/>
           <w:szCs w:val="24"/>
         </w:rPr>
-        <w:t xml:space="preserve"> For companies that can split 50/50 (two equal owners, or two equal factions), a deadlock otherwise has no exit short of a lawsuit to dissolve the company. The shotgun works like cutting a cake: after a 60-day deadlock, either substantial owner may name a single price for the whole company; the </w:t>
+        <w:t xml:space="preserve"> A company can deadlock with equal or unequal ownership: a majority cannot override a decision requiring unanimous approval. Section 13.2 covers a failure to obtain the required vote to approve or reject a matter that continues for 60 days after written notice of the deadlock. It excludes matters requiring every member's consent where the Act expressly permits a member to withhold that consent. If you include it, an owner holding at least 25% may offer a single cash valuation for the company and all its series; the </w:t>
       </w:r>
       <w:r>
         <w:rPr>
@@ -1760,24 +1777,7 @@
           <w:sz w:val="24"/>
           <w:szCs w:val="24"/>
         </w:rPr>
-        <w:t xml:space="preserve"> side then chooses whether to buy or sell at that price. Naming the price honestly is self-enforcing — name it too low and you get bought out cheap; too high and you overpay. </w:t>
-      </w:r>
-      <w:r>
-        <w:rPr>
-          <w:rFonts w:ascii="Times New Roman" w:hAnsi="Times New Roman"/>
-          <w:b/>
-          <w:sz w:val="24"/>
-          <w:szCs w:val="24"/>
-        </w:rPr>
-        <w:t xml:space="preserve">Caution:</w:t>
-      </w:r>
-      <w:r>
-        <w:rPr>
-          <w:rFonts w:ascii="Times New Roman" w:hAnsi="Times New Roman"/>
-          <w:sz w:val="24"/>
-          <w:szCs w:val="24"/>
-        </w:rPr>
-        <w:t xml:space="preserve"> the mechanism favors the owner with more cash, since the poorer side may be forced to sell even at a fair price. To omit it, replace the text of §13.2 with "[Reserved.]". Omit it if ownership is not evenly split (a majority can always outvote a deadlock) or if the owners' finances are badly mismatched.</w:t>
+        <w:t xml:space="preserve"> owners then choose to buy the offering owner's interest or sell their own at their proportionate shares of that valuation. The mechanism can favor an owner with greater access to cash. Without an agreed exit mechanism, owners may need to negotiate a solution or ask a court for relief. To omit it, replace the text of §13.2 with "[Reserved.]". Unequal ownership alone is not a reason to omit it; consider the covered decisions and the owners' ability to fund a buyout.</w:t>
       </w:r>
     </w:p>
     <w:p>
@@ -1826,7 +1826,7 @@
           <w:sz w:val="24"/>
           <w:szCs w:val="24"/>
         </w:rPr>
-        <w:t xml:space="preserve"> obtaining the written consent of a Majority in Interest of the other members — death does not bypass the same controls that govern lifetime transfers.</w:t>
+        <w:t xml:space="preserve"> obtaining the written consent of a Majority in Interest of the other members — the same admission threshold applies to a permitted family transferee, excluding the transferring owner; other new members need every member's written consent and a signed agreement to be bound. Permission to transfer an interest is separate from admission as a voting member.</w:t>
       </w:r>
     </w:p>
     <w:p>

--- a/docs/word/FPSLLC Operating Agreement Instructions - DRAFT.docx
+++ b/docs/word/FPSLLC Operating Agreement Instructions - DRAFT.docx
@@ -332,7 +332,7 @@
           <w:sz w:val="24"/>
           <w:szCs w:val="24"/>
         </w:rPr>
-        <w:t xml:space="preserve">The free MyFloridaSeriesLLC recordkeeping app and the Series LLC User's Manual included with your formation package are built around these requirements.</w:t>
+        <w:t xml:space="preserve">The free MyFloridaSeriesLLC recordkeeping app and the Series LLC Owner's Manual included with your formation package are built around these requirements.</w:t>
       </w:r>
     </w:p>
     <w:p>

--- a/docs/word/FPSLLC Operating Agreement Instructions - DRAFT.docx
+++ b/docs/word/FPSLLC Operating Agreement Instructions - DRAFT.docx
@@ -879,7 +879,7 @@
           <w:sz w:val="24"/>
           <w:szCs w:val="24"/>
         </w:rPr>
-        <w:t xml:space="preserve"> — the manager identified in each manager signature block. The manager does not have to be an owner. The member-managed forms have no manager: the members manage directly, and in the member-managed forms with more than one owner, one of them is designated Administrative Member under §5.8 to handle ministerial tasks. The Administrative Member also has any additional authority expressly granted by the agreement or by owners holding a Majority in Interest; the role does not make that person a manager.</w:t>
+        <w:t xml:space="preserve"> — the manager identified in each manager signature block. The manager does not have to be an owner. The member-managed forms have no separate company manager: the members manage directly, and in the member-managed forms with more than one owner, one of them is designated Administrative Member under §5.8 to handle ministerial tasks. The Administrative Member also has any additional authority expressly granted by the agreement or by owners holding a Majority in Interest; the role does not make that person a manager.</w:t>
       </w:r>
     </w:p>
     <w:p>
@@ -1809,7 +1809,7 @@
           <w:sz w:val="24"/>
           <w:szCs w:val="24"/>
         </w:rPr>
-        <w:t xml:space="preserve">Every form lets an owner who is an individual register a transfer-on-death (TOD) beneficiary on Exhibit A, using Florida's registration-in-beneficiary-form statute (ss. 711.50–711.512). At the owner's death, the designated beneficiary takes the interest directly — no probate — subject to the agreement. The beneficiary may be any person or entity, except on the S corporation forms, where the beneficiary must be an eligible S corporation shareholder (§9.3(b)); the owner making the designation may not. Section 711.502 limits registration in beneficiary form to individuals, so an owner that is a trust, a corporation, or another LLC cannot designate — and neither may owners who hold one membership interest jointly as tenants in common. In a single-member form, the beneficiary is admitted as the Member on delivering a signed agreement to be bound by the agreement. In a multi-member form, the beneficiary automatically succeeds to the deceased owner's economic interest and holds it as a transferee, but is admitted as a Member only on delivering that signed agreement </w:t>
+        <w:t xml:space="preserve">Every form lets an owner who is an individual register a transfer-on-death (TOD) beneficiary on Exhibit A, using Florida's registration-in-beneficiary-form statute (ss. 711.50–711.512). At the owner's death, the designated beneficiary takes the interest directly — no probate — subject to the agreement. The beneficiary may be any person or entity eligible under the applicable form: the professional LLC forms require eligibility under Chapter 621, and the S corporation forms also require an eligible S corporation shareholder (§9.3(b)). The owner making the designation must be an individual. Section 711.502 limits registration in beneficiary form to individuals, so an owner that is a trust, a corporation, or another LLC cannot designate — and neither may owners who hold one membership interest jointly as tenants in common. In a single-member form, the beneficiary is admitted as the Member on delivering a signed agreement to be bound by the agreement. In a multi-member form, the beneficiary automatically succeeds to the deceased owner's economic interest and holds it as a transferee, but is admitted as a Member only on delivering that signed agreement </w:t>
       </w:r>
       <w:r>
         <w:rPr>
@@ -1907,7 +1907,7 @@
           <w:sz w:val="24"/>
           <w:szCs w:val="24"/>
         </w:rPr>
-        <w:t xml:space="preserve">Article 11 is bankruptcy armor. It frames the agreement as a contract with ongoing, unperformed duties owed by every member — capital calls (if §6.2 is included), participation in governance, noncompetition (if Alternative A is selected), confidentiality, and non-disparagement — and, citing Florida bankruptcy precedent, takes the position that a bankruptcy trustee for one member cannot take over or sell that member's interest without the other members' consent. Together with the charging-order provision (§10.6), it is designed to keep a co-owner's personal bankruptcy or judgment creditor from putting a stranger in your company.</w:t>
+        <w:t xml:space="preserve">Article 11 describes the members' continuing obligations — capital calls (if §6.2 is included), participation in governance, noncompetition (if Alternative A is selected), confidentiality, and non-disparagement — and states that the agreement is intended to be an executory contract. Section 11.2 requires the other members' prior written consent before a bankruptcy trustee or debtor in possession may assume or assign a debtor-member's governance or management rights, or cause a substitute to be admitted as a member, under 11 U.S.C. §365(c)(1) and applicable Florida law. The section distinguishes those rights from the member's transferable economic interest: it does not limit the estate's interest in those economic rights to the extent permitted by applicable law.</w:t>
       </w:r>
     </w:p>
     <w:p>

--- a/docs/word/FPSLLC Operating Agreement Instructions - DRAFT.docx
+++ b/docs/word/FPSLLC Operating Agreement Instructions - DRAFT.docx
@@ -293,7 +293,7 @@
           <w:sz w:val="24"/>
           <w:szCs w:val="24"/>
         </w:rPr>
-        <w:t xml:space="preserve"> Under §8.5(b) of your agreement, any asset you fail to associate with a series defaults to the company, where it is exposed to the company's creditors. Owning assets at the series level, with clean records, is the whole point of the structure.</w:t>
+        <w:t xml:space="preserve"> Under §8.5(b) of your agreement, any asset you fail to associate with a series defaults to the company, where it is exposed to the company's creditors. Missing records can leave an asset non-associated; the default rule does not replace the identifying, acquisition, and transfer information the statute requires. Owning assets at the series level, with clean records, is the whole point of the structure.</w:t>
       </w:r>
     </w:p>
     <w:p>
@@ -733,7 +733,7 @@
           <w:sz w:val="24"/>
           <w:szCs w:val="24"/>
         </w:rPr>
-        <w:t xml:space="preserve">If you start with the single-member form and later add an owner, adopt the multi-member form at that time — the two forms handle taxes, voting, and creditor protection differently, and the single-member form is not built for two owners.</w:t>
+        <w:t xml:space="preserve">If you start with the single-member form and later add an owner, adopt the multi-member form at that time. The forms handle voting and creditor protection differently, and the single-member form is not built for two owners. A disregarded company ordinarily becomes a partnership for federal income-tax purposes when a second owner is admitted. An existing S election does not end merely because a second eligible owner joins.</w:t>
       </w:r>
     </w:p>
     <w:p>

--- a/docs/word/FPSLLC Operating Agreement Instructions - DRAFT.docx
+++ b/docs/word/FPSLLC Operating Agreement Instructions - DRAFT.docx
@@ -2122,6 +2122,12 @@
   </w:docDefaults>
   <w:style w:type="paragraph" w:default="1" w:styleId="Normal">
     <w:name w:val="Normal"/>
+  </w:style>
+  <w:style w:type="character" w:styleId="DraftingChoice">
+    <w:name w:val="Drafting Choice"/>
+    <w:rPr>
+      <w:i/>
+    </w:rPr>
   </w:style>
   <w:style w:type="paragraph" w:styleId="Heading1">
     <w:name w:val="heading 1"/>

--- a/docs/word/FPSLLC Operating Agreement Instructions - DRAFT.docx
+++ b/docs/word/FPSLLC Operating Agreement Instructions - DRAFT.docx
@@ -879,7 +879,7 @@
           <w:sz w:val="24"/>
           <w:szCs w:val="24"/>
         </w:rPr>
-        <w:t xml:space="preserve"> — the manager identified in each manager signature block. The manager does not have to be an owner. The member-managed forms have no separate company manager: the members manage directly, and in the member-managed forms with more than one owner, one of them is designated Administrative Member under §5.8 to handle ministerial tasks. The Administrative Member also has any additional authority expressly granted by the agreement or by owners holding a Majority in Interest; the role does not make that person a manager.</w:t>
+        <w:t xml:space="preserve"> — the manager identified in each manager signature block. The manager does not have to be an owner. The member-managed forms have no separate company manager: the members manage directly, and in the member-managed forms with more than one owner, they may designate one of them Administrative Member under §5.8 to handle ministerial tasks. Until designation, the Members acting by a Majority in Interest perform that role as §5.8 provides. The Administrative Member also has any additional authority expressly granted by the agreement or by owners holding a Majority in Interest; the role does not make that person a manager.</w:t>
       </w:r>
     </w:p>
     <w:p>
@@ -927,7 +927,7 @@
           <w:sz w:val="24"/>
           <w:szCs w:val="24"/>
         </w:rPr>
-        <w:t xml:space="preserve"> (multi-member forms: §5.4(f) manager-managed, §5.5(f) member-managed) — the dollar amount of debt that may be incurred without the consent of every owner: by the manager in the manager-managed forms, by any member acting alone in the member-managed forms. Above this number, any one owner can refuse. A guarantee of anyone's obligation requires every owner's consent regardless of amount. A guarantee of one series' obligations by another series or by the company also requires the express written instrument specified in the agreement. Common choices: $10,000–$50,000 for small companies.</w:t>
+        <w:t xml:space="preserve"> (multi-member forms: §5.4(f) manager-managed, §5.5(f) member-managed) — the dollar amount of debt that may be incurred without the consent of every owner: by the manager in the manager-managed forms, by any member acting alone in the member-managed forms. Above this number, any one owner can refuse. A guarantee of anyone's obligation requires every owner's consent regardless of amount. A guarantee of one series' obligations by another series or by the company also requires the express written instrument specified in the agreement. Common choices: $10,000–$50,000 for small companies. The threshold does not waive the agreement's ordinary-course limits or separate real-property, guarantee and other approval requirements. A transaction below it still needs every other applicable approval.</w:t>
       </w:r>
     </w:p>
     <w:p>
@@ -1678,7 +1678,7 @@
           <w:sz w:val="24"/>
           <w:szCs w:val="24"/>
         </w:rPr>
-        <w:t xml:space="preserve"> you set — a cap protects minority owners from being bled by repeated calls, so set it at a level everyone can actually pay (many owners choose a figure tied to a year of expected expenses for the properties involved). Including §6.2 does two things: it gives the company a funding mechanism, and it creates a continuing obligation that supports Article 11's bankruptcy protections (see Section 7). Omitting it means no owner can ever be forced to contribute more — friendlier to passive investors, but it removes one of Article 11's anchors and the company must then fund shortfalls through loans or new members. If you omit §6.2, replace the text of §6.2 and §6.3 with "[Reserved.]" and replace §11.1(a) with "(a) [Reserved.]".</w:t>
+        <w:t xml:space="preserve"> you set — a cap protects minority owners from being bled by repeated calls, so set it at a level everyone can actually pay (many owners choose a figure tied to a year of expected expenses for the properties involved). Including §6.2 does two things: it gives the company a funding mechanism, and it creates a continuing obligation that supports Article 11's bankruptcy protections (see Section 7). Omitting it removes the additional-capital-call obligation under §6.2; unpaid initial contributions required by §6.1 remain due. It removes one of Article 11's anchors, and the company must fund later shortfalls through loans or new members. Member capital contributions go to the Company; the Company separately contributes capital to its series. If you omit §6.2, reserve §6.2, §6.3 and §11.1(a), use the no-capital-call versions of §6.6 and §14.5, and omit the §6.3 capital-adjustment item from §15.1(b). Keep the section numbers and all unrelated duties.</w:t>
       </w:r>
     </w:p>
     <w:p>
@@ -1875,7 +1875,7 @@
           <w:sz w:val="24"/>
           <w:szCs w:val="24"/>
         </w:rPr>
-        <w:t xml:space="preserve"> to change a beneficiary, follow §4.11 in the multi-member forms (§4.6 in the manager-managed single-member forms, §4.5 in the member-managed single-member forms) exactly — a signed writing, two witnesses, delivered as the form directs: to the manager in the manager-managed forms, to the administrative member in the member-managed multi-member form, or kept with the company's records in the member-managed single-member form. A will does not override a TOD registration.</w:t>
+        <w:t xml:space="preserve"> to change a beneficiary, follow §4.11 in the multi-member forms (§4.6 in the manager-managed single-member forms, §4.5 in the member-managed single-member forms) exactly — a signed writing, two witnesses, delivered as the form directs: to the manager in the manager-managed forms, to the Administrative Member in a member-managed multi-member form (or to the Members acting by a Majority in Interest until one is designated), or kept with the company's records in the member-managed single-member form. A will does not override a TOD registration.</w:t>
       </w:r>
     </w:p>
     <w:p>
@@ -2028,7 +2028,7 @@
           <w:sz w:val="24"/>
           <w:szCs w:val="24"/>
         </w:rPr>
-        <w:t xml:space="preserve">, the manager may amend a Series Exhibit alone — unless the amendment would alter any member's rights or obligations under the agreement, in which case every member must sign. Separately, in the four multi-member forms, the manager (or administrative member) may update Exhibit A and the Series Exhibits without further consent solely to record changes already made under the agreement — admissions, transfers, TOD designations, capital adjustments; in the manager-managed single-member forms the Manager may do the same; in the member-managed single-member forms the Member simply signs the change. That is recording, not amending. Oral side-deals have no effect and undermine the structure.</w:t>
+        <w:t xml:space="preserve">, the manager may amend a Series Exhibit alone — unless the amendment would alter any member's rights or obligations under the agreement, in which case every member must sign. Separately, in the four multi-member forms, the manager (or administrative member) may update Exhibit A and the Series Exhibits without further consent solely to record changes already made under the agreement — admissions, transfers, TOD designations, and capital adjustments only where §6.3 is included; in the manager-managed single-member forms the Manager may do the same; in the member-managed single-member forms the Member simply signs the change. That is recording, not amending. Oral side-deals have no effect and undermine the structure.</w:t>
       </w:r>
     </w:p>
     <w:p>
